--- a/attached_assets/330_Section_G_Standards_08-2026-mwc_1770486074175.docx
+++ b/attached_assets/330_Section_G_Standards_08-2026-mwc_1770486074175.docx
@@ -714,8 +714,8 @@
             <w:r>
               <w:rPr>
                 <w:rFonts w:ascii="Broadway" w:hAnsi="Broadway"/>
-                <w:color w:val="EE0000"/>
-                <w:sz w:val="24"/>
+                <w:color w:val="000000"/>
+                <w:sz w:val="16"/>
                 <w:szCs w:val="24"/>
               </w:rPr>
               <w:t>{{EMPLOYEE_PROJECT_1_1}}</w:t>
